--- a/data/cvs/cv_77_Us_Ada_DevOps_Intern.docx
+++ b/data/cvs/cv_77_Us_Ada_DevOps_Intern.docx
@@ -86,7 +86,7 @@
         <w:rPr>
           <w:sz w:val="20"/>
         </w:rPr>
-        <w:t>Full Stack Developer and AI Data Specialist with a focus on automation and data-driven solutions. I bring a unique blend of skills, from Python and React development to AI model training and evaluation. Currently, I'm building production-ready systems at Copy Cat Group, including an SAP API integration and an AI-powered tender scraping pipeline. My experience spans both Kenyan and U.S. tech companies, with a strong foundation in full-stack development and a passion for AI-driven innovation.</w:t>
+        <w:t>Full Stack Developer with a focus on DevOps and AI engineering. I have experience building and maintaining full-stack applications, integrating APIs and customer-facing systems, and enhancing front-end usability. Currently, I'm working on live projects at Copy Cat Group, including an SAP API integration, an AI-powered tender scraping pipeline, and system design documentation for enterprise architecture.</w:t>
       </w:r>
     </w:p>
     <w:p>
@@ -209,7 +209,7 @@
         <w:rPr>
           <w:sz w:val="20"/>
         </w:rPr>
-        <w:t>n8n, Playwright, APScheduler, Web Scraping, REST APIs</w:t>
+        <w:t>n8n, Playwright, APScheduler, Web Scraping, REST APIs, Git, GitHub, Postman, VS Code, Jira, Trello, Slack, HubSpot, Figma, Docker</w:t>
       </w:r>
     </w:p>
     <w:p>
@@ -227,7 +227,7 @@
         <w:rPr>
           <w:sz w:val="20"/>
         </w:rPr>
-        <w:t>Oracle Cloud, Google Cloud Platform, Git, GitHub, CI/CD, Docker</w:t>
+        <w:t>Oracle Cloud, Google Cloud Platform, CI/CD, Scripting, Automation, AWS, Terraform, Monitoring, Operational Efficiency, Security</w:t>
       </w:r>
     </w:p>
     <w:p>
@@ -245,7 +245,7 @@
         <w:rPr>
           <w:sz w:val="20"/>
         </w:rPr>
-        <w:t>Linux, Networking (TCP/HTTP), AWS, Terraform, Infrastructure-as-Code, CloudFormation, DevOps, SRE, Reliability, Observability, Scripting, Automation Tools, Observability Stacks, Datadog, CloudWatch</w:t>
+        <w:t>Linux, Networking (TCP/HTTP), CloudFormation, SRE, Reliability, Observability, Tooling, Observability Stacks, Datadog, CloudWatch</w:t>
       </w:r>
     </w:p>
     <w:p>
@@ -263,7 +263,7 @@
         <w:rPr>
           <w:sz w:val="20"/>
         </w:rPr>
-        <w:t>Dashboards, Alerts, Health Checks, Software Engineering, Security, Platform Engineering, Computer Science, Firewall Rules, Infrastructure, Debugging, Triage, System Failures, Projects, Scripting, Operational Efficiency, Datadog, Prometheus, CloudWatch</w:t>
+        <w:t>Dashboards, Alerts, Health Checks, Software Engineering, Platform Engineering, Reliability, Communication, Monitoring Tools, Datadog, Prometheus, CloudWatch</w:t>
       </w:r>
     </w:p>
     <w:p>
@@ -313,7 +313,7 @@
         <w:rPr>
           <w:sz w:val="20"/>
         </w:rPr>
-        <w:t>Integrating SAP APIs with an internal Credit Control System, automating processes for OA and IT business units.</w:t>
+        <w:t>Integrating SAP APIs with an internal Credit Control System to automate processes for OA and IT business units.</w:t>
       </w:r>
     </w:p>
     <w:p>
@@ -325,7 +325,7 @@
         <w:rPr>
           <w:sz w:val="20"/>
         </w:rPr>
-        <w:t>Authoring technical documentation (BRD, SDD) to define project scope and architecture for enterprise systems.</w:t>
+        <w:t>Authoring technical documentation: BRD and SDD to define project scope and technical specifications.</w:t>
       </w:r>
     </w:p>
     <w:p>
@@ -337,7 +337,7 @@
         <w:rPr>
           <w:sz w:val="20"/>
         </w:rPr>
-        <w:t>Designing and prototyping an AI-powered tender scraping pipeline to automate tender discovery and processing.</w:t>
+        <w:t>Designing and prototyping an AI-powered tender scraping pipeline to automate tender opportunity discovery and processing.</w:t>
       </w:r>
     </w:p>
     <w:p>
@@ -372,7 +372,31 @@
         <w:rPr>
           <w:sz w:val="20"/>
         </w:rPr>
-        <w:t>Generating difference-based captions for multimodal datasets, improving model accuracy through detailed annotations.</w:t>
+        <w:t>Train AI models by generating accurate difference-based captions for multimodal datasets</w:t>
+      </w:r>
+    </w:p>
+    <w:p>
+      <w:pPr>
+        <w:pStyle w:val="ListBullet"/>
+        <w:spacing w:before="0" w:after="20"/>
+      </w:pPr>
+      <w:r>
+        <w:rPr>
+          <w:sz w:val="20"/>
+        </w:rPr>
+        <w:t>Perform categorisation, bounding, consistency checks, and image-level validation to improve multimodal model accuracy</w:t>
+      </w:r>
+    </w:p>
+    <w:p>
+      <w:pPr>
+        <w:pStyle w:val="ListBullet"/>
+        <w:spacing w:before="0" w:after="20"/>
+      </w:pPr>
+      <w:r>
+        <w:rPr>
+          <w:sz w:val="20"/>
+        </w:rPr>
+        <w:t>Contribute high-quality annotated outputs that directly feed into production AI model training pipelines</w:t>
       </w:r>
     </w:p>
     <w:p>
@@ -407,7 +431,31 @@
         <w:rPr>
           <w:sz w:val="20"/>
         </w:rPr>
-        <w:t>Built and delivered full-stack solutions, including UI components, API optimisation, and CMS-based websites.</w:t>
+        <w:t>Developed and delivered full-stack solutions for U.S.-based clients across different sectors</w:t>
+      </w:r>
+    </w:p>
+    <w:p>
+      <w:pPr>
+        <w:pStyle w:val="ListBullet"/>
+        <w:spacing w:before="0" w:after="20"/>
+      </w:pPr>
+      <w:r>
+        <w:rPr>
+          <w:sz w:val="20"/>
+        </w:rPr>
+        <w:t>Built UI components, optimised APIs, and handled CMS-based website systems</w:t>
+      </w:r>
+    </w:p>
+    <w:p>
+      <w:pPr>
+        <w:pStyle w:val="ListBullet"/>
+        <w:spacing w:before="0" w:after="20"/>
+      </w:pPr>
+      <w:r>
+        <w:rPr>
+          <w:sz w:val="20"/>
+        </w:rPr>
+        <w:t>Collaborated with remote teams to debug, improve performance, and implement client feedback</w:t>
       </w:r>
     </w:p>
     <w:p>
@@ -442,7 +490,31 @@
         <w:rPr>
           <w:sz w:val="20"/>
         </w:rPr>
-        <w:t>Performed intent detection and utterance verification for health and agriculture AI systems, ensuring multilingual data quality.</w:t>
+        <w:t>Annotated and evaluated datasets for health and agriculture AI systems</w:t>
+      </w:r>
+    </w:p>
+    <w:p>
+      <w:pPr>
+        <w:pStyle w:val="ListBullet"/>
+        <w:spacing w:before="0" w:after="20"/>
+      </w:pPr>
+      <w:r>
+        <w:rPr>
+          <w:sz w:val="20"/>
+        </w:rPr>
+        <w:t>Performed intent detection, slot tagging, utterance verification, and structured dataset creation</w:t>
+      </w:r>
+    </w:p>
+    <w:p>
+      <w:pPr>
+        <w:pStyle w:val="ListBullet"/>
+        <w:spacing w:before="0" w:after="20"/>
+      </w:pPr>
+      <w:r>
+        <w:rPr>
+          <w:sz w:val="20"/>
+        </w:rPr>
+        <w:t>Ensured annotation quality and consistency across multilingual and multimodal training data</w:t>
       </w:r>
     </w:p>
     <w:p>
